--- a/NPC_Compliance/04_Data_Breach_Management_Policy_DRAFT_2026-07-05.docx
+++ b/NPC_Compliance/04_Data_Breach_Management_Policy_DRAFT_2026-07-05.docx
@@ -165,7 +165,7 @@
               <w:pStyle w:val="Compact"/>
             </w:pPr>
             <w:r>
-              <w:t xml:space="preserve">Indalecio Sacdalan Casasola II · [TO CONFIRM — DPO email]</w:t>
+              <w:t xml:space="preserve">Indalecio Sacdalan Casasola II · iscasasolaii@gmail.com</w:t>
             </w:r>
           </w:p>
         </w:tc>
@@ -1095,7 +1095,7 @@
               <w:pStyle w:val="Compact"/>
             </w:pPr>
             <w:r>
-              <w:t xml:space="preserve">Indalecio Sacdalan Casasola II · [TO CONFIRM — DPO email]</w:t>
+              <w:t xml:space="preserve">Indalecio Sacdalan Casasola II · iscasasolaii@gmail.com</w:t>
             </w:r>
           </w:p>
         </w:tc>
@@ -2106,7 +2106,7 @@
         <w:t xml:space="preserve"> </w:t>
       </w:r>
       <w:r>
-        <w:t xml:space="preserve">— a customer, vendor, or guest reports suspicious activity or exposure via [TO CONFIRM — DPO email] or in-app support (0029 Help Center ticket).</w:t>
+        <w:t xml:space="preserve">— a customer, vendor, or guest reports suspicious activity or exposure via iscasasolaii@gmail.com or in-app support (0029 Help Center ticket).</w:t>
       </w:r>
     </w:p>
     <w:p>
@@ -3066,7 +3066,7 @@
         <w:t xml:space="preserve"> </w:t>
       </w:r>
       <w:r>
-        <w:t xml:space="preserve">— [TO CONFIRM — DPO email] (and severity-high hotline</w:t>
+        <w:t xml:space="preserve">— iscasasolaii@gmail.com (and severity-high hotline</w:t>
       </w:r>
       <w:r>
         <w:t xml:space="preserve"> </w:t>
@@ -3627,7 +3627,7 @@
         <w:rPr>
           <w:rStyle w:val="VerbatimChar"/>
         </w:rPr>
-        <w:t xml:space="preserve">│     Sentry / Better Stack alert · user report ([TO CONFIRM — DPO email]) ·         │</w:t>
+        <w:t xml:space="preserve">│     Sentry / Better Stack alert · user report (iscasasolaii@gmail.com) ·         │</w:t>
       </w:r>
       <w:r>
         <w:br/>
